--- a/Guias/Semana 3 - Introducción a la programación.docx
+++ b/Guias/Semana 3 - Introducción a la programación.docx
@@ -383,10 +383,7 @@
                               <w:pStyle w:val="Ttulo1"/>
                             </w:pPr>
                             <w:r>
-                              <w:t xml:space="preserve">Concepto </w:t>
-                            </w:r>
-                            <w:r>
-                              <w:t>previo</w:t>
+                              <w:t>Concepto previo</w:t>
                             </w:r>
                           </w:p>
                           <w:p/>
@@ -408,15 +405,7 @@
                             </w:r>
                             <w:proofErr w:type="spellEnd"/>
                             <w:r>
-                              <w:t>&gt;, &lt;</w:t>
-                            </w:r>
-                            <w:proofErr w:type="spellStart"/>
-                            <w:r>
-                              <w:t>main</w:t>
-                            </w:r>
-                            <w:proofErr w:type="spellEnd"/>
-                            <w:r>
-                              <w:t>&gt;). El contenido no puede estar "flotando" fuera de la estructura semántica.</w:t>
+                              <w:t>&gt;, &lt;main&gt;). El contenido no puede estar "flotando" fuera de la estructura semántica.</w:t>
                             </w:r>
                           </w:p>
                           <w:p/>
@@ -581,10 +570,7 @@
                         <w:pStyle w:val="Ttulo1"/>
                       </w:pPr>
                       <w:r>
-                        <w:t xml:space="preserve">Concepto </w:t>
-                      </w:r>
-                      <w:r>
-                        <w:t>previo</w:t>
+                        <w:t>Concepto previo</w:t>
                       </w:r>
                     </w:p>
                     <w:p/>
@@ -606,15 +592,7 @@
                       </w:r>
                       <w:proofErr w:type="spellEnd"/>
                       <w:r>
-                        <w:t>&gt;, &lt;</w:t>
-                      </w:r>
-                      <w:proofErr w:type="spellStart"/>
-                      <w:r>
-                        <w:t>main</w:t>
-                      </w:r>
-                      <w:proofErr w:type="spellEnd"/>
-                      <w:r>
-                        <w:t>&gt;). El contenido no puede estar "flotando" fuera de la estructura semántica.</w:t>
+                        <w:t>&gt;, &lt;main&gt;). El contenido no puede estar "flotando" fuera de la estructura semántica.</w:t>
                       </w:r>
                     </w:p>
                     <w:p/>
@@ -2370,37 +2348,36 @@
                             </w:r>
                           </w:p>
                           <w:p>
-                            <w:pPr>
-                              <w:rPr>
-                                <w:lang w:val="en-US"/>
-                              </w:rPr>
-                            </w:pPr>
-                            <w:r>
-                              <w:rPr>
-                                <w:lang w:val="en-US"/>
-                              </w:rPr>
+                            <w:r>
                               <w:t xml:space="preserve">&lt;video </w:t>
                             </w:r>
                             <w:proofErr w:type="spellStart"/>
                             <w:r>
-                              <w:rPr>
-                                <w:lang w:val="en-US"/>
-                              </w:rPr>
                               <w:t>src</w:t>
                             </w:r>
                             <w:proofErr w:type="spellEnd"/>
                             <w:r>
-                              <w:rPr>
-                                <w:lang w:val="en-US"/>
-                              </w:rPr>
-                              <w:t>="clase.mp4" controls width="500"&gt;</w:t>
+                              <w:t xml:space="preserve">="clase.mp4" </w:t>
+                            </w:r>
+                            <w:proofErr w:type="spellStart"/>
+                            <w:r>
+                              <w:t>controls</w:t>
+                            </w:r>
+                            <w:proofErr w:type="spellEnd"/>
+                            <w:r>
+                              <w:t xml:space="preserve"> </w:t>
+                            </w:r>
+                            <w:proofErr w:type="spellStart"/>
+                            <w:r>
+                              <w:t>width</w:t>
+                            </w:r>
+                            <w:proofErr w:type="spellEnd"/>
+                            <w:r>
+                              <w:t>="500"&gt;</w:t>
                             </w:r>
                           </w:p>
                           <w:p>
                             <w:r>
-                              <w:rPr>
-                                <w:lang w:val="en-US"/>
-                              </w:rPr>
                               <w:t xml:space="preserve">    </w:t>
                             </w:r>
                             <w:r>
@@ -2593,37 +2570,36 @@
                       </w:r>
                     </w:p>
                     <w:p>
-                      <w:pPr>
-                        <w:rPr>
-                          <w:lang w:val="en-US"/>
-                        </w:rPr>
-                      </w:pPr>
-                      <w:r>
-                        <w:rPr>
-                          <w:lang w:val="en-US"/>
-                        </w:rPr>
+                      <w:r>
                         <w:t xml:space="preserve">&lt;video </w:t>
                       </w:r>
                       <w:proofErr w:type="spellStart"/>
                       <w:r>
-                        <w:rPr>
-                          <w:lang w:val="en-US"/>
-                        </w:rPr>
                         <w:t>src</w:t>
                       </w:r>
                       <w:proofErr w:type="spellEnd"/>
                       <w:r>
-                        <w:rPr>
-                          <w:lang w:val="en-US"/>
-                        </w:rPr>
-                        <w:t>="clase.mp4" controls width="500"&gt;</w:t>
+                        <w:t xml:space="preserve">="clase.mp4" </w:t>
+                      </w:r>
+                      <w:proofErr w:type="spellStart"/>
+                      <w:r>
+                        <w:t>controls</w:t>
+                      </w:r>
+                      <w:proofErr w:type="spellEnd"/>
+                      <w:r>
+                        <w:t xml:space="preserve"> </w:t>
+                      </w:r>
+                      <w:proofErr w:type="spellStart"/>
+                      <w:r>
+                        <w:t>width</w:t>
+                      </w:r>
+                      <w:proofErr w:type="spellEnd"/>
+                      <w:r>
+                        <w:t>="500"&gt;</w:t>
                       </w:r>
                     </w:p>
                     <w:p>
                       <w:r>
-                        <w:rPr>
-                          <w:lang w:val="en-US"/>
-                        </w:rPr>
                         <w:t xml:space="preserve">    </w:t>
                       </w:r>
                       <w:r>
@@ -5158,19 +5134,13 @@
                               <w:t xml:space="preserve"> adyacentes debe abarcar una celda. Se usa para crear títulos que se extienden sobre varias columnas de datos.</w:t>
                             </w:r>
                           </w:p>
+                          <w:p/>
                           <w:p>
                             <w:pPr>
                               <w:rPr>
                                 <w:lang w:val="en-US"/>
                               </w:rPr>
                             </w:pPr>
-                          </w:p>
-                          <w:p>
-                            <w:pPr>
-                              <w:rPr>
-                                <w:lang w:val="en-US"/>
-                              </w:rPr>
-                            </w:pPr>
                             <w:r>
                               <w:rPr>
                                 <w:lang w:val="en-US"/>
@@ -5203,7 +5173,19 @@
                               <w:rPr>
                                 <w:lang w:val="en-US"/>
                               </w:rPr>
-                              <w:t>="2"&gt;</w:t>
+                              <w:t>="2"</w:t>
+                            </w:r>
+                            <w:r>
+                              <w:rPr>
+                                <w:lang w:val="en-US"/>
+                              </w:rPr>
+                              <w:t xml:space="preserve"> </w:t>
+                            </w:r>
+                            <w:r>
+                              <w:rPr>
+                                <w:lang w:val="en-US"/>
+                              </w:rPr>
+                              <w:t>&gt;</w:t>
                             </w:r>
                             <w:proofErr w:type="spellStart"/>
                             <w:r>
@@ -5376,19 +5358,13 @@
                         <w:t xml:space="preserve"> adyacentes debe abarcar una celda. Se usa para crear títulos que se extienden sobre varias columnas de datos.</w:t>
                       </w:r>
                     </w:p>
+                    <w:p/>
                     <w:p>
                       <w:pPr>
                         <w:rPr>
                           <w:lang w:val="en-US"/>
                         </w:rPr>
                       </w:pPr>
-                    </w:p>
-                    <w:p>
-                      <w:pPr>
-                        <w:rPr>
-                          <w:lang w:val="en-US"/>
-                        </w:rPr>
-                      </w:pPr>
                       <w:r>
                         <w:rPr>
                           <w:lang w:val="en-US"/>
@@ -5421,7 +5397,19 @@
                         <w:rPr>
                           <w:lang w:val="en-US"/>
                         </w:rPr>
-                        <w:t>="2"&gt;</w:t>
+                        <w:t>="2"</w:t>
+                      </w:r>
+                      <w:r>
+                        <w:rPr>
+                          <w:lang w:val="en-US"/>
+                        </w:rPr>
+                        <w:t xml:space="preserve"> </w:t>
+                      </w:r>
+                      <w:r>
+                        <w:rPr>
+                          <w:lang w:val="en-US"/>
+                        </w:rPr>
+                        <w:t>&gt;</w:t>
                       </w:r>
                       <w:proofErr w:type="spellStart"/>
                       <w:r>
@@ -11559,79 +11547,7 @@
                                 <w:szCs w:val="32"/>
                                 <w:lang w:val="en-US"/>
                               </w:rPr>
-                              <w:t xml:space="preserve">&gt;Rol </w:t>
-                            </w:r>
-                            <w:proofErr w:type="spellStart"/>
-                            <w:r>
-                              <w:rPr>
-                                <w:sz w:val="16"/>
-                                <w:szCs w:val="32"/>
-                                <w:lang w:val="en-US"/>
-                              </w:rPr>
-                              <w:t>en</w:t>
-                            </w:r>
-                            <w:proofErr w:type="spellEnd"/>
-                            <w:r>
-                              <w:rPr>
-                                <w:sz w:val="16"/>
-                                <w:szCs w:val="32"/>
-                                <w:lang w:val="en-US"/>
-                              </w:rPr>
-                              <w:t xml:space="preserve"> </w:t>
-                            </w:r>
-                            <w:proofErr w:type="spellStart"/>
-                            <w:r>
-                              <w:rPr>
-                                <w:sz w:val="16"/>
-                                <w:szCs w:val="32"/>
-                                <w:lang w:val="en-US"/>
-                              </w:rPr>
-                              <w:t>el</w:t>
-                            </w:r>
-                            <w:proofErr w:type="spellEnd"/>
-                            <w:r>
-                              <w:rPr>
-                                <w:sz w:val="16"/>
-                                <w:szCs w:val="32"/>
-                                <w:lang w:val="en-US"/>
-                              </w:rPr>
-                              <w:t xml:space="preserve"> </w:t>
-                            </w:r>
-                            <w:proofErr w:type="spellStart"/>
-                            <w:r>
-                              <w:rPr>
-                                <w:sz w:val="16"/>
-                                <w:szCs w:val="32"/>
-                                <w:lang w:val="en-US"/>
-                              </w:rPr>
-                              <w:t>equipo</w:t>
-                            </w:r>
-                            <w:proofErr w:type="spellEnd"/>
-                            <w:r>
-                              <w:rPr>
-                                <w:sz w:val="16"/>
-                                <w:szCs w:val="32"/>
-                                <w:lang w:val="en-US"/>
-                              </w:rPr>
-                              <w:t>&lt;/</w:t>
-                            </w:r>
-                            <w:proofErr w:type="spellStart"/>
-                            <w:r>
-                              <w:rPr>
-                                <w:sz w:val="16"/>
-                                <w:szCs w:val="32"/>
-                                <w:lang w:val="en-US"/>
-                              </w:rPr>
-                              <w:t>th</w:t>
-                            </w:r>
-                            <w:proofErr w:type="spellEnd"/>
-                            <w:r>
-                              <w:rPr>
-                                <w:sz w:val="16"/>
-                                <w:szCs w:val="32"/>
-                                <w:lang w:val="en-US"/>
-                              </w:rPr>
-                              <w:t>&gt;</w:t>
+                              <w:t>&gt;Rol en el equipo&lt;/th&gt;</w:t>
                             </w:r>
                           </w:p>
                           <w:p>
@@ -11935,23 +11851,7 @@
                                 <w:sz w:val="16"/>
                                 <w:szCs w:val="32"/>
                               </w:rPr>
-                              <w:t>&gt;La Arquitecta&lt;/</w:t>
-                            </w:r>
-                            <w:proofErr w:type="spellStart"/>
-                            <w:r>
-                              <w:rPr>
-                                <w:sz w:val="16"/>
-                                <w:szCs w:val="32"/>
-                              </w:rPr>
-                              <w:t>td</w:t>
-                            </w:r>
-                            <w:proofErr w:type="spellEnd"/>
-                            <w:r>
-                              <w:rPr>
-                                <w:sz w:val="16"/>
-                                <w:szCs w:val="32"/>
-                              </w:rPr>
-                              <w:t>&gt;</w:t>
+                              <w:t>&gt;La Arquitecta&lt;/td&gt;</w:t>
                             </w:r>
                           </w:p>
                           <w:p>
@@ -12090,23 +11990,7 @@
                                 <w:sz w:val="16"/>
                                 <w:szCs w:val="32"/>
                               </w:rPr>
-                              <w:t>&lt;/</w:t>
-                            </w:r>
-                            <w:proofErr w:type="spellStart"/>
-                            <w:r>
-                              <w:rPr>
-                                <w:sz w:val="16"/>
-                                <w:szCs w:val="32"/>
-                              </w:rPr>
-                              <w:t>main</w:t>
-                            </w:r>
-                            <w:proofErr w:type="spellEnd"/>
-                            <w:r>
-                              <w:rPr>
-                                <w:sz w:val="16"/>
-                                <w:szCs w:val="32"/>
-                              </w:rPr>
-                              <w:t>&gt;</w:t>
+                              <w:t>&lt;/main&gt;</w:t>
                             </w:r>
                           </w:p>
                           <w:p>
@@ -13285,79 +13169,7 @@
                           <w:szCs w:val="32"/>
                           <w:lang w:val="en-US"/>
                         </w:rPr>
-                        <w:t xml:space="preserve">&gt;Rol </w:t>
-                      </w:r>
-                      <w:proofErr w:type="spellStart"/>
-                      <w:r>
-                        <w:rPr>
-                          <w:sz w:val="16"/>
-                          <w:szCs w:val="32"/>
-                          <w:lang w:val="en-US"/>
-                        </w:rPr>
-                        <w:t>en</w:t>
-                      </w:r>
-                      <w:proofErr w:type="spellEnd"/>
-                      <w:r>
-                        <w:rPr>
-                          <w:sz w:val="16"/>
-                          <w:szCs w:val="32"/>
-                          <w:lang w:val="en-US"/>
-                        </w:rPr>
-                        <w:t xml:space="preserve"> </w:t>
-                      </w:r>
-                      <w:proofErr w:type="spellStart"/>
-                      <w:r>
-                        <w:rPr>
-                          <w:sz w:val="16"/>
-                          <w:szCs w:val="32"/>
-                          <w:lang w:val="en-US"/>
-                        </w:rPr>
-                        <w:t>el</w:t>
-                      </w:r>
-                      <w:proofErr w:type="spellEnd"/>
-                      <w:r>
-                        <w:rPr>
-                          <w:sz w:val="16"/>
-                          <w:szCs w:val="32"/>
-                          <w:lang w:val="en-US"/>
-                        </w:rPr>
-                        <w:t xml:space="preserve"> </w:t>
-                      </w:r>
-                      <w:proofErr w:type="spellStart"/>
-                      <w:r>
-                        <w:rPr>
-                          <w:sz w:val="16"/>
-                          <w:szCs w:val="32"/>
-                          <w:lang w:val="en-US"/>
-                        </w:rPr>
-                        <w:t>equipo</w:t>
-                      </w:r>
-                      <w:proofErr w:type="spellEnd"/>
-                      <w:r>
-                        <w:rPr>
-                          <w:sz w:val="16"/>
-                          <w:szCs w:val="32"/>
-                          <w:lang w:val="en-US"/>
-                        </w:rPr>
-                        <w:t>&lt;/</w:t>
-                      </w:r>
-                      <w:proofErr w:type="spellStart"/>
-                      <w:r>
-                        <w:rPr>
-                          <w:sz w:val="16"/>
-                          <w:szCs w:val="32"/>
-                          <w:lang w:val="en-US"/>
-                        </w:rPr>
-                        <w:t>th</w:t>
-                      </w:r>
-                      <w:proofErr w:type="spellEnd"/>
-                      <w:r>
-                        <w:rPr>
-                          <w:sz w:val="16"/>
-                          <w:szCs w:val="32"/>
-                          <w:lang w:val="en-US"/>
-                        </w:rPr>
-                        <w:t>&gt;</w:t>
+                        <w:t>&gt;Rol en el equipo&lt;/th&gt;</w:t>
                       </w:r>
                     </w:p>
                     <w:p>
@@ -13661,23 +13473,7 @@
                           <w:sz w:val="16"/>
                           <w:szCs w:val="32"/>
                         </w:rPr>
-                        <w:t>&gt;La Arquitecta&lt;/</w:t>
-                      </w:r>
-                      <w:proofErr w:type="spellStart"/>
-                      <w:r>
-                        <w:rPr>
-                          <w:sz w:val="16"/>
-                          <w:szCs w:val="32"/>
-                        </w:rPr>
-                        <w:t>td</w:t>
-                      </w:r>
-                      <w:proofErr w:type="spellEnd"/>
-                      <w:r>
-                        <w:rPr>
-                          <w:sz w:val="16"/>
-                          <w:szCs w:val="32"/>
-                        </w:rPr>
-                        <w:t>&gt;</w:t>
+                        <w:t>&gt;La Arquitecta&lt;/td&gt;</w:t>
                       </w:r>
                     </w:p>
                     <w:p>
@@ -13816,23 +13612,7 @@
                           <w:sz w:val="16"/>
                           <w:szCs w:val="32"/>
                         </w:rPr>
-                        <w:t>&lt;/</w:t>
-                      </w:r>
-                      <w:proofErr w:type="spellStart"/>
-                      <w:r>
-                        <w:rPr>
-                          <w:sz w:val="16"/>
-                          <w:szCs w:val="32"/>
-                        </w:rPr>
-                        <w:t>main</w:t>
-                      </w:r>
-                      <w:proofErr w:type="spellEnd"/>
-                      <w:r>
-                        <w:rPr>
-                          <w:sz w:val="16"/>
-                          <w:szCs w:val="32"/>
-                        </w:rPr>
-                        <w:t>&gt;</w:t>
+                        <w:t>&lt;/main&gt;</w:t>
                       </w:r>
                     </w:p>
                     <w:p>
@@ -17241,14 +17021,12 @@
                               <w:rPr>
                                 <w:b/>
                                 <w:bCs/>
-                                <w:lang w:val="en-US"/>
                               </w:rPr>
                             </w:pPr>
                             <w:r>
                               <w:rPr>
                                 <w:b/>
                                 <w:bCs/>
-                                <w:lang w:val="en-US"/>
                               </w:rPr>
                               <w:t>B. Código Base:</w:t>
                             </w:r>
@@ -17258,64 +17036,55 @@
                               <w:rPr>
                                 <w:b/>
                                 <w:bCs/>
-                                <w:lang w:val="en-US"/>
                               </w:rPr>
                             </w:pPr>
                           </w:p>
                           <w:p>
                             <w:pPr>
                               <w:pStyle w:val="Sinespaciado"/>
-                              <w:rPr>
-                                <w:lang w:val="en-US"/>
-                              </w:rPr>
                             </w:pPr>
                             <w:r>
-                              <w:rPr>
-                                <w:lang w:val="en-US"/>
-                              </w:rPr>
-                              <w:t>&lt;section&gt;</w:t>
+                              <w:t>&lt;</w:t>
+                            </w:r>
+                            <w:proofErr w:type="spellStart"/>
+                            <w:r>
+                              <w:t>section</w:t>
+                            </w:r>
+                            <w:proofErr w:type="spellEnd"/>
+                            <w:r>
+                              <w:t>&gt;</w:t>
                             </w:r>
                           </w:p>
                           <w:p>
                             <w:pPr>
                               <w:pStyle w:val="Sinespaciado"/>
-                              <w:rPr>
-                                <w:lang w:val="en-US"/>
-                              </w:rPr>
                             </w:pPr>
                             <w:r>
-                              <w:rPr>
-                                <w:lang w:val="en-US"/>
-                              </w:rPr>
                               <w:t xml:space="preserve">    &lt;</w:t>
                             </w:r>
                             <w:proofErr w:type="spellStart"/>
                             <w:r>
-                              <w:rPr>
-                                <w:lang w:val="en-US"/>
-                              </w:rPr>
                               <w:t>img</w:t>
                             </w:r>
                             <w:proofErr w:type="spellEnd"/>
                             <w:r>
-                              <w:rPr>
-                                <w:lang w:val="en-US"/>
-                              </w:rPr>
                               <w:t xml:space="preserve"> </w:t>
                             </w:r>
                             <w:proofErr w:type="spellStart"/>
                             <w:r>
-                              <w:rPr>
-                                <w:lang w:val="en-US"/>
-                              </w:rPr>
                               <w:t>src</w:t>
                             </w:r>
                             <w:proofErr w:type="spellEnd"/>
                             <w:r>
-                              <w:rPr>
-                                <w:lang w:val="en-US"/>
-                              </w:rPr>
-                              <w:t>="./assets/logo.png"&gt;</w:t>
+                              <w:t>="./</w:t>
+                            </w:r>
+                            <w:proofErr w:type="spellStart"/>
+                            <w:r>
+                              <w:t>assets</w:t>
+                            </w:r>
+                            <w:proofErr w:type="spellEnd"/>
+                            <w:r>
+                              <w:t>/logo.png"&gt;</w:t>
                             </w:r>
                           </w:p>
                           <w:p>
@@ -17326,10 +17095,13 @@
                               </w:rPr>
                             </w:pPr>
                             <w:r>
-                              <w:rPr>
-                                <w:lang w:val="en-US"/>
-                              </w:rPr>
-                              <w:t xml:space="preserve">    &lt;video </w:t>
+                              <w:t xml:space="preserve">    </w:t>
+                            </w:r>
+                            <w:r>
+                              <w:rPr>
+                                <w:lang w:val="en-US"/>
+                              </w:rPr>
+                              <w:t xml:space="preserve">&lt;video </w:t>
                             </w:r>
                             <w:proofErr w:type="spellStart"/>
                             <w:r>
@@ -17373,52 +17145,14 @@
                               <w:rPr>
                                 <w:b/>
                                 <w:bCs/>
-                                <w:lang w:val="en-US"/>
                               </w:rPr>
                             </w:pPr>
                             <w:r>
                               <w:rPr>
                                 <w:b/>
                                 <w:bCs/>
-                                <w:lang w:val="en-US"/>
-                              </w:rPr>
-                              <w:t xml:space="preserve">C. </w:t>
-                            </w:r>
-                            <w:proofErr w:type="spellStart"/>
-                            <w:r>
-                              <w:rPr>
-                                <w:b/>
-                                <w:bCs/>
-                                <w:lang w:val="en-US"/>
-                              </w:rPr>
-                              <w:t>Solución</w:t>
-                            </w:r>
-                            <w:proofErr w:type="spellEnd"/>
-                            <w:r>
-                              <w:rPr>
-                                <w:b/>
-                                <w:bCs/>
-                                <w:lang w:val="en-US"/>
-                              </w:rPr>
-                              <w:t xml:space="preserve"> </w:t>
-                            </w:r>
-                            <w:proofErr w:type="spellStart"/>
-                            <w:r>
-                              <w:rPr>
-                                <w:b/>
-                                <w:bCs/>
-                                <w:lang w:val="en-US"/>
-                              </w:rPr>
-                              <w:t>Completa</w:t>
-                            </w:r>
-                            <w:proofErr w:type="spellEnd"/>
-                            <w:r>
-                              <w:rPr>
-                                <w:b/>
-                                <w:bCs/>
-                                <w:lang w:val="en-US"/>
-                              </w:rPr>
-                              <w:t>:</w:t>
+                              </w:rPr>
+                              <w:t>C. Solución Completa:</w:t>
                             </w:r>
                           </w:p>
                           <w:p>
@@ -17426,7 +17160,6 @@
                               <w:rPr>
                                 <w:b/>
                                 <w:bCs/>
-                                <w:lang w:val="en-US"/>
                               </w:rPr>
                             </w:pPr>
                           </w:p>
@@ -17633,14 +17366,12 @@
                         <w:rPr>
                           <w:b/>
                           <w:bCs/>
-                          <w:lang w:val="en-US"/>
                         </w:rPr>
                       </w:pPr>
                       <w:r>
                         <w:rPr>
                           <w:b/>
                           <w:bCs/>
-                          <w:lang w:val="en-US"/>
                         </w:rPr>
                         <w:t>B. Código Base:</w:t>
                       </w:r>
@@ -17650,64 +17381,55 @@
                         <w:rPr>
                           <w:b/>
                           <w:bCs/>
-                          <w:lang w:val="en-US"/>
                         </w:rPr>
                       </w:pPr>
                     </w:p>
                     <w:p>
                       <w:pPr>
                         <w:pStyle w:val="Sinespaciado"/>
-                        <w:rPr>
-                          <w:lang w:val="en-US"/>
-                        </w:rPr>
                       </w:pPr>
                       <w:r>
-                        <w:rPr>
-                          <w:lang w:val="en-US"/>
-                        </w:rPr>
-                        <w:t>&lt;section&gt;</w:t>
+                        <w:t>&lt;</w:t>
+                      </w:r>
+                      <w:proofErr w:type="spellStart"/>
+                      <w:r>
+                        <w:t>section</w:t>
+                      </w:r>
+                      <w:proofErr w:type="spellEnd"/>
+                      <w:r>
+                        <w:t>&gt;</w:t>
                       </w:r>
                     </w:p>
                     <w:p>
                       <w:pPr>
                         <w:pStyle w:val="Sinespaciado"/>
-                        <w:rPr>
-                          <w:lang w:val="en-US"/>
-                        </w:rPr>
                       </w:pPr>
                       <w:r>
-                        <w:rPr>
-                          <w:lang w:val="en-US"/>
-                        </w:rPr>
                         <w:t xml:space="preserve">    &lt;</w:t>
                       </w:r>
                       <w:proofErr w:type="spellStart"/>
                       <w:r>
-                        <w:rPr>
-                          <w:lang w:val="en-US"/>
-                        </w:rPr>
                         <w:t>img</w:t>
                       </w:r>
                       <w:proofErr w:type="spellEnd"/>
                       <w:r>
-                        <w:rPr>
-                          <w:lang w:val="en-US"/>
-                        </w:rPr>
                         <w:t xml:space="preserve"> </w:t>
                       </w:r>
                       <w:proofErr w:type="spellStart"/>
                       <w:r>
-                        <w:rPr>
-                          <w:lang w:val="en-US"/>
-                        </w:rPr>
                         <w:t>src</w:t>
                       </w:r>
                       <w:proofErr w:type="spellEnd"/>
                       <w:r>
-                        <w:rPr>
-                          <w:lang w:val="en-US"/>
-                        </w:rPr>
-                        <w:t>="./assets/logo.png"&gt;</w:t>
+                        <w:t>="./</w:t>
+                      </w:r>
+                      <w:proofErr w:type="spellStart"/>
+                      <w:r>
+                        <w:t>assets</w:t>
+                      </w:r>
+                      <w:proofErr w:type="spellEnd"/>
+                      <w:r>
+                        <w:t>/logo.png"&gt;</w:t>
                       </w:r>
                     </w:p>
                     <w:p>
@@ -17718,10 +17440,13 @@
                         </w:rPr>
                       </w:pPr>
                       <w:r>
-                        <w:rPr>
-                          <w:lang w:val="en-US"/>
-                        </w:rPr>
-                        <w:t xml:space="preserve">    &lt;video </w:t>
+                        <w:t xml:space="preserve">    </w:t>
+                      </w:r>
+                      <w:r>
+                        <w:rPr>
+                          <w:lang w:val="en-US"/>
+                        </w:rPr>
+                        <w:t xml:space="preserve">&lt;video </w:t>
                       </w:r>
                       <w:proofErr w:type="spellStart"/>
                       <w:r>
@@ -17765,52 +17490,14 @@
                         <w:rPr>
                           <w:b/>
                           <w:bCs/>
-                          <w:lang w:val="en-US"/>
                         </w:rPr>
                       </w:pPr>
                       <w:r>
                         <w:rPr>
                           <w:b/>
                           <w:bCs/>
-                          <w:lang w:val="en-US"/>
-                        </w:rPr>
-                        <w:t xml:space="preserve">C. </w:t>
-                      </w:r>
-                      <w:proofErr w:type="spellStart"/>
-                      <w:r>
-                        <w:rPr>
-                          <w:b/>
-                          <w:bCs/>
-                          <w:lang w:val="en-US"/>
-                        </w:rPr>
-                        <w:t>Solución</w:t>
-                      </w:r>
-                      <w:proofErr w:type="spellEnd"/>
-                      <w:r>
-                        <w:rPr>
-                          <w:b/>
-                          <w:bCs/>
-                          <w:lang w:val="en-US"/>
-                        </w:rPr>
-                        <w:t xml:space="preserve"> </w:t>
-                      </w:r>
-                      <w:proofErr w:type="spellStart"/>
-                      <w:r>
-                        <w:rPr>
-                          <w:b/>
-                          <w:bCs/>
-                          <w:lang w:val="en-US"/>
-                        </w:rPr>
-                        <w:t>Completa</w:t>
-                      </w:r>
-                      <w:proofErr w:type="spellEnd"/>
-                      <w:r>
-                        <w:rPr>
-                          <w:b/>
-                          <w:bCs/>
-                          <w:lang w:val="en-US"/>
-                        </w:rPr>
-                        <w:t>:</w:t>
+                        </w:rPr>
+                        <w:t>C. Solución Completa:</w:t>
                       </w:r>
                     </w:p>
                     <w:p>
@@ -17818,7 +17505,6 @@
                         <w:rPr>
                           <w:b/>
                           <w:bCs/>
-                          <w:lang w:val="en-US"/>
                         </w:rPr>
                       </w:pPr>
                     </w:p>
@@ -18199,14 +17885,12 @@
                               <w:rPr>
                                 <w:b/>
                                 <w:bCs/>
-                                <w:lang w:val="en-US"/>
                               </w:rPr>
                             </w:pPr>
                             <w:r>
                               <w:rPr>
                                 <w:b/>
                                 <w:bCs/>
-                                <w:lang w:val="en-US"/>
                               </w:rPr>
                               <w:t>B. Código Base:</w:t>
                             </w:r>
@@ -18265,90 +17949,6 @@
                                 <w:lang w:val="en-US"/>
                               </w:rPr>
                               <w:t>&lt;/td&gt;</w:t>
-                            </w:r>
-                          </w:p>
-                          <w:p>
-                            <w:pPr>
-                              <w:pStyle w:val="Sinespaciado"/>
-                              <w:rPr>
-                                <w:lang w:val="en-US"/>
-                              </w:rPr>
-                            </w:pPr>
-                            <w:r>
-                              <w:rPr>
-                                <w:lang w:val="en-US"/>
-                              </w:rPr>
-                              <w:t xml:space="preserve">        &lt;td&gt;</w:t>
-                            </w:r>
-                            <w:proofErr w:type="spellStart"/>
-                            <w:r>
-                              <w:rPr>
-                                <w:lang w:val="en-US"/>
-                              </w:rPr>
-                              <w:t>Precio</w:t>
-                            </w:r>
-                            <w:proofErr w:type="spellEnd"/>
-                            <w:r>
-                              <w:rPr>
-                                <w:lang w:val="en-US"/>
-                              </w:rPr>
-                              <w:t>&lt;/td&gt;</w:t>
-                            </w:r>
-                          </w:p>
-                          <w:p>
-                            <w:pPr>
-                              <w:pStyle w:val="Sinespaciado"/>
-                              <w:rPr>
-                                <w:lang w:val="en-US"/>
-                              </w:rPr>
-                            </w:pPr>
-                            <w:r>
-                              <w:rPr>
-                                <w:lang w:val="en-US"/>
-                              </w:rPr>
-                              <w:t xml:space="preserve">    &lt;/tr&gt;</w:t>
-                            </w:r>
-                          </w:p>
-                          <w:p>
-                            <w:pPr>
-                              <w:pStyle w:val="Sinespaciado"/>
-                              <w:rPr>
-                                <w:lang w:val="en-US"/>
-                              </w:rPr>
-                            </w:pPr>
-                            <w:r>
-                              <w:rPr>
-                                <w:lang w:val="en-US"/>
-                              </w:rPr>
-                              <w:t xml:space="preserve">    &lt;tr&gt;</w:t>
-                            </w:r>
-                          </w:p>
-                          <w:p>
-                            <w:pPr>
-                              <w:pStyle w:val="Sinespaciado"/>
-                              <w:rPr>
-                                <w:lang w:val="en-US"/>
-                              </w:rPr>
-                            </w:pPr>
-                            <w:r>
-                              <w:rPr>
-                                <w:lang w:val="en-US"/>
-                              </w:rPr>
-                              <w:t xml:space="preserve">        &lt;td&gt;Laptop&lt;/td&gt;</w:t>
-                            </w:r>
-                          </w:p>
-                          <w:p>
-                            <w:pPr>
-                              <w:pStyle w:val="Sinespaciado"/>
-                              <w:rPr>
-                                <w:lang w:val="en-US"/>
-                              </w:rPr>
-                            </w:pPr>
-                            <w:r>
-                              <w:rPr>
-                                <w:lang w:val="en-US"/>
-                              </w:rPr>
-                              <w:t xml:space="preserve">        &lt;td&gt;$1000&lt;/td&gt;</w:t>
                             </w:r>
                           </w:p>
                           <w:p>
@@ -18359,14 +17959,22 @@
                               <w:rPr>
                                 <w:lang w:val="en-US"/>
                               </w:rPr>
-                              <w:t xml:space="preserve">    </w:t>
-                            </w:r>
-                            <w:r>
-                              <w:t>&lt;/</w:t>
+                              <w:t xml:space="preserve">        </w:t>
+                            </w:r>
+                            <w:r>
+                              <w:t>&lt;</w:t>
                             </w:r>
                             <w:proofErr w:type="spellStart"/>
                             <w:r>
-                              <w:t>tr</w:t>
+                              <w:t>td</w:t>
+                            </w:r>
+                            <w:proofErr w:type="spellEnd"/>
+                            <w:r>
+                              <w:t>&gt;Precio&lt;/</w:t>
+                            </w:r>
+                            <w:proofErr w:type="spellStart"/>
+                            <w:r>
+                              <w:t>td</w:t>
                             </w:r>
                             <w:proofErr w:type="spellEnd"/>
                             <w:r>
@@ -18376,9 +17984,91 @@
                           <w:p>
                             <w:pPr>
                               <w:pStyle w:val="Sinespaciado"/>
-                              <w:rPr>
-                                <w:lang w:val="en-US"/>
-                              </w:rPr>
+                            </w:pPr>
+                            <w:r>
+                              <w:t xml:space="preserve">    &lt;/</w:t>
+                            </w:r>
+                            <w:proofErr w:type="spellStart"/>
+                            <w:r>
+                              <w:t>tr</w:t>
+                            </w:r>
+                            <w:proofErr w:type="spellEnd"/>
+                            <w:r>
+                              <w:t>&gt;</w:t>
+                            </w:r>
+                          </w:p>
+                          <w:p>
+                            <w:pPr>
+                              <w:pStyle w:val="Sinespaciado"/>
+                            </w:pPr>
+                            <w:r>
+                              <w:t xml:space="preserve">    &lt;</w:t>
+                            </w:r>
+                            <w:proofErr w:type="spellStart"/>
+                            <w:r>
+                              <w:t>tr</w:t>
+                            </w:r>
+                            <w:proofErr w:type="spellEnd"/>
+                            <w:r>
+                              <w:t>&gt;</w:t>
+                            </w:r>
+                          </w:p>
+                          <w:p>
+                            <w:pPr>
+                              <w:pStyle w:val="Sinespaciado"/>
+                              <w:rPr>
+                                <w:lang w:val="en-US"/>
+                              </w:rPr>
+                            </w:pPr>
+                            <w:r>
+                              <w:t xml:space="preserve">        </w:t>
+                            </w:r>
+                            <w:r>
+                              <w:rPr>
+                                <w:lang w:val="en-US"/>
+                              </w:rPr>
+                              <w:t>&lt;td&gt;Laptop&lt;/td&gt;</w:t>
+                            </w:r>
+                          </w:p>
+                          <w:p>
+                            <w:pPr>
+                              <w:pStyle w:val="Sinespaciado"/>
+                              <w:rPr>
+                                <w:lang w:val="en-US"/>
+                              </w:rPr>
+                            </w:pPr>
+                            <w:r>
+                              <w:rPr>
+                                <w:lang w:val="en-US"/>
+                              </w:rPr>
+                              <w:t xml:space="preserve">        &lt;td&gt;$1000&lt;/td&gt;</w:t>
+                            </w:r>
+                          </w:p>
+                          <w:p>
+                            <w:pPr>
+                              <w:pStyle w:val="Sinespaciado"/>
+                            </w:pPr>
+                            <w:r>
+                              <w:rPr>
+                                <w:lang w:val="en-US"/>
+                              </w:rPr>
+                              <w:t xml:space="preserve">    </w:t>
+                            </w:r>
+                            <w:r>
+                              <w:t>&lt;/</w:t>
+                            </w:r>
+                            <w:proofErr w:type="spellStart"/>
+                            <w:r>
+                              <w:t>tr</w:t>
+                            </w:r>
+                            <w:proofErr w:type="spellEnd"/>
+                            <w:r>
+                              <w:t>&gt;</w:t>
+                            </w:r>
+                          </w:p>
+                          <w:p>
+                            <w:pPr>
+                              <w:pStyle w:val="Sinespaciado"/>
                             </w:pPr>
                             <w:r>
                               <w:t>&lt;/table&gt;</w:t>
@@ -18838,14 +18528,12 @@
                         <w:rPr>
                           <w:b/>
                           <w:bCs/>
-                          <w:lang w:val="en-US"/>
                         </w:rPr>
                       </w:pPr>
                       <w:r>
                         <w:rPr>
                           <w:b/>
                           <w:bCs/>
-                          <w:lang w:val="en-US"/>
                         </w:rPr>
                         <w:t>B. Código Base:</w:t>
                       </w:r>
@@ -18904,90 +18592,6 @@
                           <w:lang w:val="en-US"/>
                         </w:rPr>
                         <w:t>&lt;/td&gt;</w:t>
-                      </w:r>
-                    </w:p>
-                    <w:p>
-                      <w:pPr>
-                        <w:pStyle w:val="Sinespaciado"/>
-                        <w:rPr>
-                          <w:lang w:val="en-US"/>
-                        </w:rPr>
-                      </w:pPr>
-                      <w:r>
-                        <w:rPr>
-                          <w:lang w:val="en-US"/>
-                        </w:rPr>
-                        <w:t xml:space="preserve">        &lt;td&gt;</w:t>
-                      </w:r>
-                      <w:proofErr w:type="spellStart"/>
-                      <w:r>
-                        <w:rPr>
-                          <w:lang w:val="en-US"/>
-                        </w:rPr>
-                        <w:t>Precio</w:t>
-                      </w:r>
-                      <w:proofErr w:type="spellEnd"/>
-                      <w:r>
-                        <w:rPr>
-                          <w:lang w:val="en-US"/>
-                        </w:rPr>
-                        <w:t>&lt;/td&gt;</w:t>
-                      </w:r>
-                    </w:p>
-                    <w:p>
-                      <w:pPr>
-                        <w:pStyle w:val="Sinespaciado"/>
-                        <w:rPr>
-                          <w:lang w:val="en-US"/>
-                        </w:rPr>
-                      </w:pPr>
-                      <w:r>
-                        <w:rPr>
-                          <w:lang w:val="en-US"/>
-                        </w:rPr>
-                        <w:t xml:space="preserve">    &lt;/tr&gt;</w:t>
-                      </w:r>
-                    </w:p>
-                    <w:p>
-                      <w:pPr>
-                        <w:pStyle w:val="Sinespaciado"/>
-                        <w:rPr>
-                          <w:lang w:val="en-US"/>
-                        </w:rPr>
-                      </w:pPr>
-                      <w:r>
-                        <w:rPr>
-                          <w:lang w:val="en-US"/>
-                        </w:rPr>
-                        <w:t xml:space="preserve">    &lt;tr&gt;</w:t>
-                      </w:r>
-                    </w:p>
-                    <w:p>
-                      <w:pPr>
-                        <w:pStyle w:val="Sinespaciado"/>
-                        <w:rPr>
-                          <w:lang w:val="en-US"/>
-                        </w:rPr>
-                      </w:pPr>
-                      <w:r>
-                        <w:rPr>
-                          <w:lang w:val="en-US"/>
-                        </w:rPr>
-                        <w:t xml:space="preserve">        &lt;td&gt;Laptop&lt;/td&gt;</w:t>
-                      </w:r>
-                    </w:p>
-                    <w:p>
-                      <w:pPr>
-                        <w:pStyle w:val="Sinespaciado"/>
-                        <w:rPr>
-                          <w:lang w:val="en-US"/>
-                        </w:rPr>
-                      </w:pPr>
-                      <w:r>
-                        <w:rPr>
-                          <w:lang w:val="en-US"/>
-                        </w:rPr>
-                        <w:t xml:space="preserve">        &lt;td&gt;$1000&lt;/td&gt;</w:t>
                       </w:r>
                     </w:p>
                     <w:p>
@@ -18998,14 +18602,22 @@
                         <w:rPr>
                           <w:lang w:val="en-US"/>
                         </w:rPr>
-                        <w:t xml:space="preserve">    </w:t>
-                      </w:r>
-                      <w:r>
-                        <w:t>&lt;/</w:t>
+                        <w:t xml:space="preserve">        </w:t>
+                      </w:r>
+                      <w:r>
+                        <w:t>&lt;</w:t>
                       </w:r>
                       <w:proofErr w:type="spellStart"/>
                       <w:r>
-                        <w:t>tr</w:t>
+                        <w:t>td</w:t>
+                      </w:r>
+                      <w:proofErr w:type="spellEnd"/>
+                      <w:r>
+                        <w:t>&gt;Precio&lt;/</w:t>
+                      </w:r>
+                      <w:proofErr w:type="spellStart"/>
+                      <w:r>
+                        <w:t>td</w:t>
                       </w:r>
                       <w:proofErr w:type="spellEnd"/>
                       <w:r>
@@ -19015,9 +18627,91 @@
                     <w:p>
                       <w:pPr>
                         <w:pStyle w:val="Sinespaciado"/>
-                        <w:rPr>
-                          <w:lang w:val="en-US"/>
-                        </w:rPr>
+                      </w:pPr>
+                      <w:r>
+                        <w:t xml:space="preserve">    &lt;/</w:t>
+                      </w:r>
+                      <w:proofErr w:type="spellStart"/>
+                      <w:r>
+                        <w:t>tr</w:t>
+                      </w:r>
+                      <w:proofErr w:type="spellEnd"/>
+                      <w:r>
+                        <w:t>&gt;</w:t>
+                      </w:r>
+                    </w:p>
+                    <w:p>
+                      <w:pPr>
+                        <w:pStyle w:val="Sinespaciado"/>
+                      </w:pPr>
+                      <w:r>
+                        <w:t xml:space="preserve">    &lt;</w:t>
+                      </w:r>
+                      <w:proofErr w:type="spellStart"/>
+                      <w:r>
+                        <w:t>tr</w:t>
+                      </w:r>
+                      <w:proofErr w:type="spellEnd"/>
+                      <w:r>
+                        <w:t>&gt;</w:t>
+                      </w:r>
+                    </w:p>
+                    <w:p>
+                      <w:pPr>
+                        <w:pStyle w:val="Sinespaciado"/>
+                        <w:rPr>
+                          <w:lang w:val="en-US"/>
+                        </w:rPr>
+                      </w:pPr>
+                      <w:r>
+                        <w:t xml:space="preserve">        </w:t>
+                      </w:r>
+                      <w:r>
+                        <w:rPr>
+                          <w:lang w:val="en-US"/>
+                        </w:rPr>
+                        <w:t>&lt;td&gt;Laptop&lt;/td&gt;</w:t>
+                      </w:r>
+                    </w:p>
+                    <w:p>
+                      <w:pPr>
+                        <w:pStyle w:val="Sinespaciado"/>
+                        <w:rPr>
+                          <w:lang w:val="en-US"/>
+                        </w:rPr>
+                      </w:pPr>
+                      <w:r>
+                        <w:rPr>
+                          <w:lang w:val="en-US"/>
+                        </w:rPr>
+                        <w:t xml:space="preserve">        &lt;td&gt;$1000&lt;/td&gt;</w:t>
+                      </w:r>
+                    </w:p>
+                    <w:p>
+                      <w:pPr>
+                        <w:pStyle w:val="Sinespaciado"/>
+                      </w:pPr>
+                      <w:r>
+                        <w:rPr>
+                          <w:lang w:val="en-US"/>
+                        </w:rPr>
+                        <w:t xml:space="preserve">    </w:t>
+                      </w:r>
+                      <w:r>
+                        <w:t>&lt;/</w:t>
+                      </w:r>
+                      <w:proofErr w:type="spellStart"/>
+                      <w:r>
+                        <w:t>tr</w:t>
+                      </w:r>
+                      <w:proofErr w:type="spellEnd"/>
+                      <w:r>
+                        <w:t>&gt;</w:t>
+                      </w:r>
+                    </w:p>
+                    <w:p>
+                      <w:pPr>
+                        <w:pStyle w:val="Sinespaciado"/>
                       </w:pPr>
                       <w:r>
                         <w:t>&lt;/table&gt;</w:t>
@@ -38154,6 +37848,7 @@
   <w:style w:type="character" w:default="1" w:styleId="Fuentedeprrafopredeter">
     <w:name w:val="Default Paragraph Font"/>
     <w:uiPriority w:val="1"/>
+    <w:semiHidden/>
     <w:unhideWhenUsed/>
   </w:style>
   <w:style w:type="table" w:default="1" w:styleId="Tablanormal">
